--- a/public/exports/clauses/ip-assignment/clause.docx
+++ b/public/exports/clauses/ip-assignment/clause.docx
@@ -14,7 +14,7 @@
     </w:p>
     <w:p>
       <w:pPr>
-        <w:spacing w:after="160"/>
+        <w:spacing w:after="180"/>
         <w:jc w:val="both"/>
       </w:pPr>
       <w:r>
@@ -22,42 +22,58 @@
           <w:b/>
           <w:bCs/>
         </w:rPr>
-        <w:t xml:space="preserve">Final Works.</w:t>
-      </w:r>
-      <w:r>
-        <w:t xml:space="preserve"> Субпідрядник передає Контрактору </w:t>
-      </w:r>
+        <w:t xml:space="preserve">Legal:</w:t>
+      </w:r>
+      <w:r>
+        <w:t xml:space="preserve"> У 2024 ми ледь не втратили IP на великому проекті через невиважене формулювання цього пункту. Не послаблювати без консультації. — Olga &lt;/aside&gt;</w:t>
+      </w:r>
+    </w:p>
+    <w:p>
+      <w:pPr>
+        <w:spacing w:after="180"/>
+        <w:jc w:val="both"/>
+      </w:pPr>
       <w:r>
         <w:rPr>
           <w:b/>
           <w:bCs/>
         </w:rPr>
-        <w:t xml:space="preserve">усі права інтелектуальної власності</w:t>
-      </w:r>
-      <w:r>
-        <w:t xml:space="preserve"> на матеріали, розроблені або надані Контрактору під час виконання Послуг (результати робіт) — </w:t>
+        <w:t xml:space="preserve">Final Works.</w:t>
+      </w:r>
+      <w:r>
+        <w:t xml:space="preserve"> Субпідрядник передає Контрактору </w:t>
       </w:r>
       <w:r>
         <w:rPr>
           <w:b/>
           <w:bCs/>
         </w:rPr>
-        <w:t xml:space="preserve">виключно після повної оплати</w:t>
-      </w:r>
-      <w:r>
-        <w:t xml:space="preserve"> всіх винагород та витрат.</w:t>
-      </w:r>
-    </w:p>
-    <w:p>
-      <w:pPr>
-        <w:spacing w:after="160"/>
-        <w:jc w:val="both"/>
-      </w:pPr>
+        <w:t xml:space="preserve">усі права інтелектуальної власності</w:t>
+      </w:r>
+      <w:r>
+        <w:t xml:space="preserve"> на матеріали, розроблені або надані Контрактору під час виконання Послуг (результати робіт) — </w:t>
+      </w:r>
       <w:r>
         <w:rPr>
           <w:b/>
           <w:bCs/>
         </w:rPr>
+        <w:t xml:space="preserve">виключно після повної оплати</w:t>
+      </w:r>
+      <w:r>
+        <w:t xml:space="preserve"> всіх винагород та витрат.</w:t>
+      </w:r>
+    </w:p>
+    <w:p>
+      <w:pPr>
+        <w:spacing w:after="180"/>
+        <w:jc w:val="both"/>
+      </w:pPr>
+      <w:r>
+        <w:rPr>
+          <w:b/>
+          <w:bCs/>
+        </w:rPr>
         <w:t xml:space="preserve">Open-source код.</w:t>
       </w:r>
       <w:r>
@@ -67,7 +83,8 @@
     <w:p>
       <w:pPr>
         <w:pStyle w:val="Heading2"/>
-        <w:spacing w:after="160" w:before="280"/>
+        <w:keepNext/>
+        <w:spacing w:after="180" w:before="360"/>
       </w:pPr>
       <w:r>
         <w:t xml:space="preserve">Critical points</w:t>
@@ -95,11 +112,77 @@
     </w:p>
     <w:p>
       <w:pPr>
-        <w:spacing w:after="160"/>
+        <w:spacing w:after="180"/>
         <w:jc w:val="both"/>
       </w:pPr>
       <w:r>
-        <w:t xml:space="preserve">субпідрядники просять прибрати. Не прибирайте без консультації з legal. Це важіль впливу при спорі. - GPL/AGPL у нашому коді можуть зобов'язати нас відкрити весь код, у який вони інтегровані. Для комерційних продуктів це смертельно. - MIT, Apache 2.0, BSD — зазвичай OK. Але перевіряйте з легалом для кожного нового проекту. - При передачі результатів обов'язково фіксуйте факт повної оплати — це момент, коли права переходять.</w:t>
+        <w:t xml:space="preserve">субпідрядники просять прибрати. Не прибирайте без консультації з legal. Це важіль впливу при спорі.</w:t>
+      </w:r>
+    </w:p>
+    <w:p>
+      <w:pPr>
+        <w:pStyle w:val="ListParagraph"/>
+        <w:numPr>
+          <w:ilvl w:val="0"/>
+          <w:numId w:val="1"/>
+        </w:numPr>
+        <w:spacing w:after="60"/>
+      </w:pPr>
+      <w:r>
+        <w:t xml:space="preserve">GPL/AGPL у нашому коді можуть зобов'язати нас відкрити весь</w:t>
+      </w:r>
+    </w:p>
+    <w:p>
+      <w:pPr>
+        <w:spacing w:after="180"/>
+        <w:jc w:val="both"/>
+      </w:pPr>
+      <w:r>
+        <w:t xml:space="preserve">код, у який вони інтегровані. Для комерційних продуктів це смертельно.</w:t>
+      </w:r>
+    </w:p>
+    <w:p>
+      <w:pPr>
+        <w:pStyle w:val="ListParagraph"/>
+        <w:numPr>
+          <w:ilvl w:val="0"/>
+          <w:numId w:val="1"/>
+        </w:numPr>
+        <w:spacing w:after="60"/>
+      </w:pPr>
+      <w:r>
+        <w:t xml:space="preserve">MIT, Apache 2.0, BSD — зазвичай OK. Але перевіряйте з легалом</w:t>
+      </w:r>
+    </w:p>
+    <w:p>
+      <w:pPr>
+        <w:spacing w:after="180"/>
+        <w:jc w:val="both"/>
+      </w:pPr>
+      <w:r>
+        <w:t xml:space="preserve">для кожного нового проекту.</w:t>
+      </w:r>
+    </w:p>
+    <w:p>
+      <w:pPr>
+        <w:pStyle w:val="ListParagraph"/>
+        <w:numPr>
+          <w:ilvl w:val="0"/>
+          <w:numId w:val="1"/>
+        </w:numPr>
+        <w:spacing w:after="60"/>
+      </w:pPr>
+      <w:r>
+        <w:t xml:space="preserve">При передачі результатів обов'язково фіксуйте факт повної</w:t>
+      </w:r>
+    </w:p>
+    <w:p>
+      <w:pPr>
+        <w:spacing w:after="180"/>
+        <w:jc w:val="both"/>
+      </w:pPr>
+      <w:r>
+        <w:t xml:space="preserve">оплати — це момент, коли права переходять.</w:t>
       </w:r>
     </w:p>
     <w:sectPr>
@@ -162,7 +245,7 @@
     </w:pPr>
     <w:r>
       <w:rPr>
-        <w:color w:val="888888"/>
+        <w:color w:val="8A8578"/>
         <w:sz w:val="16"/>
         <w:szCs w:val="16"/>
       </w:rPr>
@@ -170,12 +253,31 @@
     </w:r>
     <w:r>
       <w:rPr>
-        <w:color w:val="888888"/>
+        <w:color w:val="8A8578"/>
         <w:sz w:val="16"/>
         <w:szCs w:val="16"/>
       </w:rPr>
       <w:fldChar w:fldCharType="begin"/>
       <w:instrText xml:space="preserve">PAGE</w:instrText>
+      <w:fldChar w:fldCharType="separate"/>
+      <w:fldChar w:fldCharType="end"/>
+    </w:r>
+    <w:r>
+      <w:rPr>
+        <w:color w:val="8A8578"/>
+        <w:sz w:val="16"/>
+        <w:szCs w:val="16"/>
+      </w:rPr>
+      <w:t xml:space="preserve"> / </w:t>
+    </w:r>
+    <w:r>
+      <w:rPr>
+        <w:color w:val="8A8578"/>
+        <w:sz w:val="16"/>
+        <w:szCs w:val="16"/>
+      </w:rPr>
+      <w:fldChar w:fldCharType="begin"/>
+      <w:instrText xml:space="preserve">NUMPAGES</w:instrText>
       <w:fldChar w:fldCharType="separate"/>
       <w:fldChar w:fldCharType="end"/>
     </w:r>
@@ -351,8 +453,13 @@
     <w:basedOn w:val="Normal"/>
     <w:next w:val="Normal"/>
     <w:qFormat/>
-    <w:rPr>
-      <w:color w:val="2E74B5"/>
+    <w:pPr>
+      <w:spacing w:after="200" w:before="400"/>
+    </w:pPr>
+    <w:rPr>
+      <w:rFonts w:ascii="Georgia" w:cs="Georgia" w:eastAsia="Georgia" w:hAnsi="Georgia"/>
+      <w:b/>
+      <w:bCs/>
       <w:sz w:val="32"/>
       <w:szCs w:val="32"/>
     </w:rPr>
@@ -362,8 +469,13 @@
     <w:basedOn w:val="Normal"/>
     <w:next w:val="Normal"/>
     <w:qFormat/>
-    <w:rPr>
-      <w:color w:val="2E74B5"/>
+    <w:pPr>
+      <w:spacing w:after="160" w:before="320"/>
+    </w:pPr>
+    <w:rPr>
+      <w:rFonts w:ascii="Georgia" w:cs="Georgia" w:eastAsia="Georgia" w:hAnsi="Georgia"/>
+      <w:b/>
+      <w:bCs/>
       <w:sz w:val="26"/>
       <w:szCs w:val="26"/>
     </w:rPr>
@@ -373,10 +485,15 @@
     <w:basedOn w:val="Normal"/>
     <w:next w:val="Normal"/>
     <w:qFormat/>
-    <w:rPr>
-      <w:color w:val="1F4D78"/>
-      <w:sz w:val="24"/>
-      <w:szCs w:val="24"/>
+    <w:pPr>
+      <w:spacing w:after="120" w:before="240"/>
+    </w:pPr>
+    <w:rPr>
+      <w:rFonts w:ascii="Georgia" w:cs="Georgia" w:eastAsia="Georgia" w:hAnsi="Georgia"/>
+      <w:b/>
+      <w:bCs/>
+      <w:sz w:val="22"/>
+      <w:szCs w:val="22"/>
     </w:rPr>
   </w:style>
   <w:style w:type="paragraph" w:styleId="Heading4">

--- a/public/exports/clauses/ip-assignment/clause.docx
+++ b/public/exports/clauses/ip-assignment/clause.docx
@@ -25,7 +25,7 @@
         <w:t xml:space="preserve">Legal:</w:t>
       </w:r>
       <w:r>
-        <w:t xml:space="preserve"> У 2024 ми ледь не втратили IP на великому проекті через невиважене формулювання цього пункту. Не послаблювати без консультації. — Olga &lt;/aside&gt;</w:t>
+        <w:t xml:space="preserve"> У 2024 ми ледь не втратили права на інтелектуальну власність на великому проєкті через невиважене формулювання цього пункту. Не послаблювати без консультації. — Legal &lt;/aside&gt;</w:t>
       </w:r>
     </w:p>
     <w:p>
@@ -38,7 +38,7 @@
           <w:b/>
           <w:bCs/>
         </w:rPr>
-        <w:t xml:space="preserve">Final Works.</w:t>
+        <w:t xml:space="preserve">Кінцеві результати.</w:t>
       </w:r>
       <w:r>
         <w:t xml:space="preserve"> Субпідрядник передає Контрактору </w:t>
@@ -74,7 +74,7 @@
           <w:b/>
           <w:bCs/>
         </w:rPr>
-        <w:t xml:space="preserve">Open-source код.</w:t>
+        <w:t xml:space="preserve">Код з відкритим кодом.</w:t>
       </w:r>
       <w:r>
         <w:t xml:space="preserve"> Субпідрядник гарантує, що не включав і не включатиме жодного open-source коду чи бібліотек під GPL, AGPL або іншими copyleft-ліцензіями без попередньої письмової згоди Контрактора, якщо таке включення зобов'язує Контрактора ліцензувати власне програмне забезпечення далі.</w:t>
@@ -87,7 +87,7 @@
         <w:spacing w:after="180" w:before="360"/>
       </w:pPr>
       <w:r>
-        <w:t xml:space="preserve">Critical points</w:t>
+        <w:t xml:space="preserve">Критичні моменти</w:t>
       </w:r>
     </w:p>
     <w:p>
@@ -104,10 +104,10 @@
           <w:b/>
           <w:bCs/>
         </w:rPr>
-        <w:t xml:space="preserve">"Exclusively after full payment"</w:t>
-      </w:r>
-      <w:r>
-        <w:t xml:space="preserve"> — це фраза, яку деякі</w:t>
+        <w:t xml:space="preserve">«Виключно після повної оплати»</w:t>
+      </w:r>
+      <w:r>
+        <w:t xml:space="preserve"> — фраза, яку деякі</w:t>
       </w:r>
     </w:p>
     <w:p>
@@ -116,7 +116,7 @@
         <w:jc w:val="both"/>
       </w:pPr>
       <w:r>
-        <w:t xml:space="preserve">субпідрядники просять прибрати. Не прибирайте без консультації з legal. Це важіль впливу при спорі.</w:t>
+        <w:t xml:space="preserve">субпідрядники просять прибрати. Не прибирайте без консультації з Legal. Це важіль впливу при спорі.</w:t>
       </w:r>
     </w:p>
     <w:p>
@@ -151,7 +151,7 @@
         <w:spacing w:after="60"/>
       </w:pPr>
       <w:r>
-        <w:t xml:space="preserve">MIT, Apache 2.0, BSD — зазвичай OK. Але перевіряйте з легалом</w:t>
+        <w:t xml:space="preserve">MIT, Apache 2.0, BSD — зазвичай допустимі. Але перевіряйте</w:t>
       </w:r>
     </w:p>
     <w:p>
@@ -160,7 +160,7 @@
         <w:jc w:val="both"/>
       </w:pPr>
       <w:r>
-        <w:t xml:space="preserve">для кожного нового проекту.</w:t>
+        <w:t xml:space="preserve">з Legal для кожного нового проєкту.</w:t>
       </w:r>
     </w:p>
     <w:p>
